--- a/rapports/2026-06-06/EQ11/EQ11_sup_v2/DR_083101000116/28-77-56-65.docx
+++ b/rapports/2026-06-06/EQ11/EQ11_sup_v2/DR_083101000116/28-77-56-65.docx
@@ -297,7 +297,7 @@
           <w:color w:val="1F6FEB"/>
           <w:sz w:val="22"/>
         </w:rPr>
-        <w:t>⚠ INCOHÉRENCES À CORRIGER (59)</w:t>
+        <w:t>⚠ INCOHÉRENCES À CORRIGER (53)</w:t>
       </w:r>
     </w:p>
     <w:tbl>
@@ -1264,7 +1264,7 @@
                 <w:color w:val="16A34A"/>
                 <w:sz w:val="16"/>
               </w:rPr>
-              <w:t>—</w:t>
+              <w:t>s01q32, s01q36, s01q38, s04q37_modif, s02q33, s02q34, s01q00b</w:t>
             </w:r>
           </w:p>
         </w:tc>
@@ -1295,7 +1295,7 @@
                 <w:i w:val="0"/>
                 <w:sz w:val="17"/>
               </w:rPr>
-              <w:t>Incohérence!!! seulement les écoles privées paient les frais de scolarité (y compris les frais d'inscription).</w:t>
+              <w:t>Peu probable!!! Vu l'âge (16 ans) de DAME BADIANE ou l'année à laquelle DAME BADIANE a fréquenté l'école pour la dernière fois (.) le dernier diplome de DAME BADIANE ne peut être le Certificat d'études primaires (CEP), prière de corriger cette incohérence ou confirmer avec le QG.</w:t>
             </w:r>
           </w:p>
         </w:tc>
@@ -1444,7 +1444,7 @@
                 <w:color w:val="16A34A"/>
                 <w:sz w:val="16"/>
               </w:rPr>
-              <w:t>s01q32, s01q36, s01q38, s04q37_modif, s02q33, s02q34, s01q00b</w:t>
+              <w:t>—</w:t>
             </w:r>
           </w:p>
         </w:tc>
@@ -1475,7 +1475,7 @@
                 <w:i w:val="0"/>
                 <w:sz w:val="17"/>
               </w:rPr>
-              <w:t>Peu probable!!! Vu l'âge (16 ans) de DAME BADIANE ou l'année à laquelle DAME BADIANE a fréquenté l'école pour la dernière fois (.) le dernier diplome de DAME BADIANE ne peut être le Certificat d'études primaires (CEP), prière de corriger cette incohérence ou confirmer avec le QG.</w:t>
+              <w:t>Incoherent!!! OMAR BADIANE n'a pas fréquenté l'école au cours de l'année scolaire 2024/2025 mais a déclaré 2026 comme dernière année à laquelle il/elle a fréquenté l'école.</w:t>
             </w:r>
           </w:p>
         </w:tc>
@@ -1490,10 +1490,10 @@
               <w:rPr>
                 <w:b/>
                 <w:i w:val="0"/>
-                <w:color w:val="DC2626"/>
+                <w:color w:val="EA580C"/>
                 <w:sz w:val="16"/>
               </w:rPr>
-              <w:t>Haute</w:t>
+              <w:t>Moyenne</w:t>
             </w:r>
           </w:p>
         </w:tc>
@@ -1508,7 +1508,7 @@
                 <w:i w:val="0"/>
                 <w:sz w:val="16"/>
               </w:rPr>
-              <w:t>S02</w:t>
+              <w:t>S00</w:t>
               <w:br/>
             </w:r>
             <w:r>
@@ -1518,7 +1518,7 @@
                 <w:color w:val="64748B"/>
                 <w:sz w:val="14"/>
               </w:rPr>
-              <w:t>Éducation</w:t>
+              <w:t>Identification</w:t>
             </w:r>
           </w:p>
         </w:tc>
@@ -1534,7 +1534,7 @@
                 <w:color w:val="16A34A"/>
                 <w:sz w:val="16"/>
               </w:rPr>
-              <w:t>—</w:t>
+              <w:t>s00q27</w:t>
             </w:r>
           </w:p>
         </w:tc>
@@ -1565,7 +1565,7 @@
                 <w:i w:val="0"/>
                 <w:sz w:val="17"/>
               </w:rPr>
-              <w:t>Incoherent!!! OMAR BADIANE n'a pas fréquenté l'école au cours de l'année scolaire 2024/2025 mais a déclaré 2026 comme dernière année à laquelle il/elle a fréquenté l'école.</w:t>
+              <w:t>Le questionnaire semble ne pas être complètement fini mais le questionnaire est en statut complet, prière de compléter le questionnaire.</w:t>
             </w:r>
           </w:p>
         </w:tc>
@@ -1624,7 +1624,7 @@
                 <w:color w:val="16A34A"/>
                 <w:sz w:val="16"/>
               </w:rPr>
-              <w:t>s00q27</w:t>
+              <w:t>—</w:t>
             </w:r>
           </w:p>
         </w:tc>
@@ -1655,7 +1655,7 @@
                 <w:i w:val="0"/>
                 <w:sz w:val="17"/>
               </w:rPr>
-              <w:t>Le questionnaire semble ne pas être complètement fini mais le questionnaire est en statut complet, prière de compléter le questionnaire.</w:t>
+              <w:t>L'adresse ou la localisation du ménage doit être bien renseignée, ne doit pas contenir des numéros de téléphone et elle semble courte pour être une adresse.</w:t>
             </w:r>
           </w:p>
         </w:tc>
@@ -1714,7 +1714,7 @@
                 <w:color w:val="16A34A"/>
                 <w:sz w:val="16"/>
               </w:rPr>
-              <w:t>—</w:t>
+              <w:t>s00q12a, s00q12b</w:t>
             </w:r>
           </w:p>
         </w:tc>
@@ -1745,7 +1745,7 @@
                 <w:i w:val="0"/>
                 <w:sz w:val="17"/>
               </w:rPr>
-              <w:t>L'adresse ou la localisation du ménage doit être bien renseignée, ne doit pas contenir des numéros de téléphone et elle semble courte pour être une adresse.</w:t>
+              <w:t>Prière de renseigner la bonne adresse.Attention! Veillez bien renseigner le deuxième numero du chef de ménage(0.12b).</w:t>
             </w:r>
           </w:p>
         </w:tc>
@@ -1804,7 +1804,7 @@
                 <w:color w:val="16A34A"/>
                 <w:sz w:val="16"/>
               </w:rPr>
-              <w:t>s00q12a, s00q12b</w:t>
+              <w:t>—</w:t>
             </w:r>
           </w:p>
         </w:tc>
@@ -1835,7 +1835,7 @@
                 <w:i w:val="0"/>
                 <w:sz w:val="17"/>
               </w:rPr>
-              <w:t>Prière de renseigner la bonne adresse.Attention! Veillez bien renseigner le deuxième numero du chef de ménage(0.12b).</w:t>
+              <w:t>Prière de mettre les noms dans ces questions et mettre les contacts à leurs places.</w:t>
             </w:r>
           </w:p>
         </w:tc>
@@ -1894,7 +1894,7 @@
                 <w:color w:val="16A34A"/>
                 <w:sz w:val="16"/>
               </w:rPr>
-              <w:t>—</w:t>
+              <w:t>s00q14, s00q16, s00q18</w:t>
             </w:r>
           </w:p>
         </w:tc>
@@ -1925,7 +1925,7 @@
                 <w:i w:val="0"/>
                 <w:sz w:val="17"/>
               </w:rPr>
-              <w:t>Prière de mettre les noms dans ces questions et mettre les contacts à leurs places.</w:t>
+              <w:t>Attention! Veillez bien renseigner les contacts dans les questions de 0.14 ou 0.16 ou 0.18.</w:t>
             </w:r>
           </w:p>
         </w:tc>
@@ -1958,7 +1958,7 @@
                 <w:i w:val="0"/>
                 <w:sz w:val="16"/>
               </w:rPr>
-              <w:t>S00</w:t>
+              <w:t>S01</w:t>
               <w:br/>
             </w:r>
             <w:r>
@@ -1968,7 +1968,7 @@
                 <w:color w:val="64748B"/>
                 <w:sz w:val="14"/>
               </w:rPr>
-              <w:t>Identification</w:t>
+              <w:t>Démographie</w:t>
             </w:r>
           </w:p>
         </w:tc>
@@ -1984,7 +1984,7 @@
                 <w:color w:val="16A34A"/>
                 <w:sz w:val="16"/>
               </w:rPr>
-              <w:t>s00q14, s00q16, s00q18</w:t>
+              <w:t>—</w:t>
             </w:r>
           </w:p>
         </w:tc>
@@ -2015,7 +2015,7 @@
                 <w:i w:val="0"/>
                 <w:sz w:val="17"/>
               </w:rPr>
-              <w:t>Attention! Veillez bien renseigner les contacts dans les questions de 0.14 ou 0.16 ou 0.18.</w:t>
+              <w:t>Prière de verifier l'information donnée par DIEYE ANTA BADIANE ou corriger au niveau de la section 1.</w:t>
             </w:r>
           </w:p>
         </w:tc>
@@ -2105,7 +2105,7 @@
                 <w:i w:val="0"/>
                 <w:sz w:val="17"/>
               </w:rPr>
-              <w:t>Prière de verifier l'information donnée par DIEYE ANTA BADIANE ou corriger au niveau de la section 1.</w:t>
+              <w:t>Prière de verifier l'information donnée par AÏDA BADIAN ou corriger au niveau de la section 1.</w:t>
             </w:r>
           </w:p>
         </w:tc>
@@ -2195,7 +2195,7 @@
                 <w:i w:val="0"/>
                 <w:sz w:val="17"/>
               </w:rPr>
-              <w:t>Prière de verifier l'information donnée par AÏDA BADIAN ou corriger au niveau de la section 1.</w:t>
+              <w:t>Prière de verifier l'information donnée par DAME BADIANE ou corriger au niveau de la section 1.</w:t>
             </w:r>
           </w:p>
         </w:tc>
@@ -2285,7 +2285,7 @@
                 <w:i w:val="0"/>
                 <w:sz w:val="17"/>
               </w:rPr>
-              <w:t>Prière de verifier l'information donnée par DAME BADIANE ou corriger au niveau de la section 1.</w:t>
+              <w:t>Prière de verifier l'information donnée par OMAR BADIANE ou corriger au niveau de la section 1.</w:t>
             </w:r>
           </w:p>
         </w:tc>
@@ -2318,7 +2318,7 @@
                 <w:i w:val="0"/>
                 <w:sz w:val="16"/>
               </w:rPr>
-              <w:t>S01</w:t>
+              <w:t>S02</w:t>
               <w:br/>
             </w:r>
             <w:r>
@@ -2328,7 +2328,7 @@
                 <w:color w:val="64748B"/>
                 <w:sz w:val="14"/>
               </w:rPr>
-              <w:t>Démographie</w:t>
+              <w:t>Éducation</w:t>
             </w:r>
           </w:p>
         </w:tc>
@@ -2375,7 +2375,7 @@
                 <w:i w:val="0"/>
                 <w:sz w:val="17"/>
               </w:rPr>
-              <w:t>Prière de verifier l'information donnée par OMAR BADIANE ou corriger au niveau de la section 1.</w:t>
+              <w:t>Attention!!! le montant payé de ABDOU BADIAN pour la cotisation est de 200 FCFA qui semble faible.</w:t>
             </w:r>
           </w:p>
         </w:tc>
@@ -2408,7 +2408,7 @@
                 <w:i w:val="0"/>
                 <w:sz w:val="16"/>
               </w:rPr>
-              <w:t>S01</w:t>
+              <w:t>S02</w:t>
               <w:br/>
             </w:r>
             <w:r>
@@ -2418,7 +2418,7 @@
                 <w:color w:val="64748B"/>
                 <w:sz w:val="14"/>
               </w:rPr>
-              <w:t>Démographie</w:t>
+              <w:t>Éducation</w:t>
             </w:r>
           </w:p>
         </w:tc>
@@ -2434,7 +2434,7 @@
                 <w:color w:val="16A34A"/>
                 <w:sz w:val="16"/>
               </w:rPr>
-              <w:t>s00q27, s01q03a, s01q03b, s01q03c, s01q00b</w:t>
+              <w:t>—</w:t>
             </w:r>
           </w:p>
         </w:tc>
@@ -2465,7 +2465,7 @@
                 <w:i w:val="0"/>
                 <w:sz w:val="17"/>
               </w:rPr>
-              <w:t>Les informations sur l'acte de naissance (ni Jours, ni mois et ni années) de  NDEYE DIATE DIEYE  manquent, s'il vous plait pouvez-vous fournir d'effort pour avoir ces informations.</w:t>
+              <w:t>Veuillez verifier cette information auprès de l'enquêté ou confirmer avec le QG.</w:t>
             </w:r>
           </w:p>
         </w:tc>
@@ -2524,7 +2524,7 @@
                 <w:color w:val="16A34A"/>
                 <w:sz w:val="16"/>
               </w:rPr>
-              <w:t>—</w:t>
+              <w:t>s01q63, s00q04, s02q25, s01q00b, s02q17_2, s02q15_2</w:t>
             </w:r>
           </w:p>
         </w:tc>
@@ -2555,7 +2555,7 @@
                 <w:i w:val="0"/>
                 <w:sz w:val="17"/>
               </w:rPr>
-              <w:t>veuillez, s'il vous plait, confirmer les frais de scolarité ( 10000 FCFA) payée de AÏDA BADIAN avec le QG ou apporter les corrections nécessaires.</w:t>
+              <w:t>Dans les milieux urbains c'est peu probable de voir une école dont les élèves ou étudiants ne dépensent pas en frais d'uniformes, prière de verifier pour ABDOU BADIAN qui fréquente 2ème année de Primaire et corriger ou confirmer avec le QG.</w:t>
             </w:r>
           </w:p>
         </w:tc>
@@ -2704,7 +2704,7 @@
                 <w:color w:val="16A34A"/>
                 <w:sz w:val="16"/>
               </w:rPr>
-              <w:t>—</w:t>
+              <w:t>s01q63, s00q04, s02q25, s01q00b, s02q17_2, s02q15_2</w:t>
             </w:r>
           </w:p>
         </w:tc>
@@ -2735,7 +2735,7 @@
                 <w:i w:val="0"/>
                 <w:sz w:val="17"/>
               </w:rPr>
-              <w:t>veuillez, s'il vous plait, confirmer les frais de scolarité ( 25000 FCFA) payée de DIEYE ANTA BADIANE avec le QG ou apporter les corrections nécessaires.</w:t>
+              <w:t>Dans les milieux urbains c'est peu probable de voir une école dont les élèves ou étudiants ne dépensent pas en frais d'uniformes, prière de verifier pour DAME BADIANE qui fréquente 6ème année de Primaire et corriger ou confirmer avec le QG.</w:t>
             </w:r>
           </w:p>
         </w:tc>
@@ -3095,7 +3095,7 @@
                 <w:i w:val="0"/>
                 <w:sz w:val="17"/>
               </w:rPr>
-              <w:t>veuillez, s'il vous plait, confirmer les frais de scolarité ( 8000 FCFA) payée de DAME BADIANE avec le QG ou apporter les corrections nécessaires.</w:t>
+              <w:t>Prière de régarder les questions 2.13 et 2.33 auprès de l'enquêté.</w:t>
             </w:r>
           </w:p>
         </w:tc>
@@ -3128,7 +3128,7 @@
                 <w:i w:val="0"/>
                 <w:sz w:val="16"/>
               </w:rPr>
-              <w:t>S02</w:t>
+              <w:t>S03</w:t>
               <w:br/>
             </w:r>
             <w:r>
@@ -3138,7 +3138,7 @@
                 <w:color w:val="64748B"/>
                 <w:sz w:val="14"/>
               </w:rPr>
-              <w:t>Éducation</w:t>
+              <w:t>Santé</w:t>
             </w:r>
           </w:p>
         </w:tc>
@@ -3154,7 +3154,7 @@
                 <w:color w:val="16A34A"/>
                 <w:sz w:val="16"/>
               </w:rPr>
-              <w:t>s01q63, s00q04, s02q25, s01q00b, s02q17_2, s02q15_2</w:t>
+              <w:t>s01q02, s01q12, s01q13, s02q03__2, s03q01, s01q00b</w:t>
             </w:r>
           </w:p>
         </w:tc>
@@ -3185,7 +3185,7 @@
                 <w:i w:val="0"/>
                 <w:sz w:val="17"/>
               </w:rPr>
-              <w:t>Dans les milieux urbains c'est peu probable de voir une école dont les élèves ou étudiants ne dépensent pas en frais d'uniformes, prière de verifier pour DAME BADIANE qui fréquente 6ème année de Primaire et corriger ou confirmer avec le QG.</w:t>
+              <w:t>La section n'est pas renseignée pour BABACAR BADIANE, prière de la renseigner.</w:t>
             </w:r>
           </w:p>
         </w:tc>
@@ -3218,7 +3218,7 @@
                 <w:i w:val="0"/>
                 <w:sz w:val="16"/>
               </w:rPr>
-              <w:t>S02</w:t>
+              <w:t>S04</w:t>
               <w:br/>
             </w:r>
             <w:r>
@@ -3228,7 +3228,7 @@
                 <w:color w:val="64748B"/>
                 <w:sz w:val="14"/>
               </w:rPr>
-              <w:t>Éducation</w:t>
+              <w:t>Emploi</w:t>
             </w:r>
           </w:p>
         </w:tc>
@@ -3244,7 +3244,7 @@
                 <w:color w:val="16A34A"/>
                 <w:sz w:val="16"/>
               </w:rPr>
-              <w:t>—</w:t>
+              <w:t>s01q47__1, s01q47__2, s01q47__3, s01q47__4, s01q47__5, s01q47__6, s01q47__7, s02q15</w:t>
             </w:r>
           </w:p>
         </w:tc>
@@ -3275,7 +3275,7 @@
                 <w:i w:val="0"/>
                 <w:sz w:val="17"/>
               </w:rPr>
-              <w:t>veuillez, s'il vous plait, confirmer les frais de scolarité ( 1000 FCFA) payée de ABDOU BADIAN avec le QG ou apporter les corrections nécessaires.</w:t>
+              <w:t>Attention! le nombre d'heure (3 heures) que AÏDA BADIAN a travaillé par jour semble faible, veuillez s'il vous plait confirmer cette information avec le QG.</w:t>
             </w:r>
           </w:p>
         </w:tc>
@@ -3308,7 +3308,7 @@
                 <w:i w:val="0"/>
                 <w:sz w:val="16"/>
               </w:rPr>
-              <w:t>S02</w:t>
+              <w:t>S04</w:t>
               <w:br/>
             </w:r>
             <w:r>
@@ -3318,7 +3318,7 @@
                 <w:color w:val="64748B"/>
                 <w:sz w:val="14"/>
               </w:rPr>
-              <w:t>Éducation</w:t>
+              <w:t>Emploi</w:t>
             </w:r>
           </w:p>
         </w:tc>
@@ -3334,7 +3334,7 @@
                 <w:color w:val="16A34A"/>
                 <w:sz w:val="16"/>
               </w:rPr>
-              <w:t>—</w:t>
+              <w:t>s01q47__1, s01q47__2, s01q47__3, s01q47__4, s01q47__5, s01q47__6, s01q47__7, s02q15</w:t>
             </w:r>
           </w:p>
         </w:tc>
@@ -3365,7 +3365,7 @@
                 <w:i w:val="0"/>
                 <w:sz w:val="17"/>
               </w:rPr>
-              <w:t>Attention!!! le montant payé de ABDOU BADIAN pour la cotisation est de 200 FCFA qui semble faible.</w:t>
+              <w:t>Attention! le nombre d'heure (3 heures) que DIEYE ANTA BADIANE a travaillé par jour semble faible, veuillez s'il vous plait confirmer cette information avec le QG.</w:t>
             </w:r>
           </w:p>
         </w:tc>
@@ -3398,7 +3398,7 @@
                 <w:i w:val="0"/>
                 <w:sz w:val="16"/>
               </w:rPr>
-              <w:t>S02</w:t>
+              <w:t>S04</w:t>
               <w:br/>
             </w:r>
             <w:r>
@@ -3408,7 +3408,7 @@
                 <w:color w:val="64748B"/>
                 <w:sz w:val="14"/>
               </w:rPr>
-              <w:t>Éducation</w:t>
+              <w:t>Emploi</w:t>
             </w:r>
           </w:p>
         </w:tc>
@@ -3424,7 +3424,7 @@
                 <w:color w:val="16A34A"/>
                 <w:sz w:val="16"/>
               </w:rPr>
-              <w:t>—</w:t>
+              <w:t>s01q47__1, s01q47__2, s01q47__3, s01q47__4, s01q47__5, s01q47__6, s01q47__7, s02q15</w:t>
             </w:r>
           </w:p>
         </w:tc>
@@ -3455,7 +3455,7 @@
                 <w:i w:val="0"/>
                 <w:sz w:val="17"/>
               </w:rPr>
-              <w:t>Veuillez verifier cette information auprès de l'enquêté ou confirmer avec le QG.</w:t>
+              <w:t>Attention! le nombre d'heure (3 heures) que NGONE BADIANE a travaillé par jour semble faible, veuillez s'il vous plait confirmer cette information avec le QG.</w:t>
             </w:r>
           </w:p>
         </w:tc>
@@ -3488,7 +3488,7 @@
                 <w:i w:val="0"/>
                 <w:sz w:val="16"/>
               </w:rPr>
-              <w:t>S02</w:t>
+              <w:t>S07</w:t>
               <w:br/>
             </w:r>
             <w:r>
@@ -3498,7 +3498,7 @@
                 <w:color w:val="64748B"/>
                 <w:sz w:val="14"/>
               </w:rPr>
-              <w:t>Éducation</w:t>
+              <w:t>Consommation alimentaire</w:t>
             </w:r>
           </w:p>
         </w:tc>
@@ -3514,7 +3514,7 @@
                 <w:color w:val="16A34A"/>
                 <w:sz w:val="16"/>
               </w:rPr>
-              <w:t>s01q63, s00q04, s02q25, s01q00b, s02q17_2, s02q15_2</w:t>
+              <w:t>—</w:t>
             </w:r>
           </w:p>
         </w:tc>
@@ -3545,7 +3545,7 @@
                 <w:i w:val="0"/>
                 <w:sz w:val="17"/>
               </w:rPr>
-              <w:t>Dans les milieux urbains c'est peu probable de voir une école dont les élèves ou étudiants ne dépensent pas en frais d'uniformes, prière de verifier pour ABDOU BADIAN qui fréquente 2ème année de Primaire et corriger ou confirmer avec le QG.</w:t>
+              <w:t>Attention ! Le prix unitaire d'achat (150 Fcfa) de Patate douce en Pièce (Petit) est relativement élevé par rapport aux autres prix observés dans cette zone.</w:t>
             </w:r>
           </w:p>
         </w:tc>
@@ -3578,7 +3578,7 @@
                 <w:i w:val="0"/>
                 <w:sz w:val="16"/>
               </w:rPr>
-              <w:t>S02</w:t>
+              <w:t>S07</w:t>
               <w:br/>
             </w:r>
             <w:r>
@@ -3588,7 +3588,7 @@
                 <w:color w:val="64748B"/>
                 <w:sz w:val="14"/>
               </w:rPr>
-              <w:t>Éducation</w:t>
+              <w:t>Consommation alimentaire</w:t>
             </w:r>
           </w:p>
         </w:tc>
@@ -3635,7 +3635,7 @@
                 <w:i w:val="0"/>
                 <w:sz w:val="17"/>
               </w:rPr>
-              <w:t>Prière de régarder les questions 2.13 et 2.33 auprès de l'enquêté.</w:t>
+              <w:t>Prière de corriger ou de confirmer avec le QG.</w:t>
             </w:r>
           </w:p>
         </w:tc>
@@ -3668,7 +3668,7 @@
                 <w:i w:val="0"/>
                 <w:sz w:val="16"/>
               </w:rPr>
-              <w:t>S03</w:t>
+              <w:t>S09</w:t>
               <w:br/>
             </w:r>
             <w:r>
@@ -3678,7 +3678,7 @@
                 <w:color w:val="64748B"/>
                 <w:sz w:val="14"/>
               </w:rPr>
-              <w:t>Santé</w:t>
+              <w:t>Dépenses non alimentaires</w:t>
             </w:r>
           </w:p>
         </w:tc>
@@ -3694,7 +3694,7 @@
                 <w:color w:val="16A34A"/>
                 <w:sz w:val="16"/>
               </w:rPr>
-              <w:t>s01q02, s01q12, s01q13, s02q03__2, s03q01, s01q00b</w:t>
+              <w:t>—</w:t>
             </w:r>
           </w:p>
         </w:tc>
@@ -3725,7 +3725,7 @@
                 <w:i w:val="0"/>
                 <w:sz w:val="17"/>
               </w:rPr>
-              <w:t>La section n'est pas renseignée pour BABACAR BADIANE, prière de la renseigner.</w:t>
+              <w:t>Attention ! La dépense du ménage de DABA DIOP (30000 Fcfa) au cours de 12 derniers mois de Matériel pour l'entretien et les petites réparations du logement (remplacement d'une tôle, d'une vitre, etc.</w:t>
             </w:r>
           </w:p>
         </w:tc>
@@ -3758,7 +3758,7 @@
                 <w:i w:val="0"/>
                 <w:sz w:val="16"/>
               </w:rPr>
-              <w:t>S04</w:t>
+              <w:t>S09</w:t>
               <w:br/>
             </w:r>
             <w:r>
@@ -3768,7 +3768,7 @@
                 <w:color w:val="64748B"/>
                 <w:sz w:val="14"/>
               </w:rPr>
-              <w:t>Emploi</w:t>
+              <w:t>Dépenses non alimentaires</w:t>
             </w:r>
           </w:p>
         </w:tc>
@@ -3784,7 +3784,7 @@
                 <w:color w:val="16A34A"/>
                 <w:sz w:val="16"/>
               </w:rPr>
-              <w:t>s01q47__1, s01q47__2, s01q47__3, s01q47__4, s01q47__5, s01q47__6, s01q47__7, s02q15</w:t>
+              <w:t>—</w:t>
             </w:r>
           </w:p>
         </w:tc>
@@ -3815,7 +3815,7 @@
                 <w:i w:val="0"/>
                 <w:sz w:val="17"/>
               </w:rPr>
-              <w:t>Attention! le nombre d'heure (3 heures) que AÏDA BADIAN a travaillé par jour semble faible, veuillez s'il vous plait confirmer cette information avec le QG.</w:t>
+              <w:t>) est relativement élevé.</w:t>
             </w:r>
           </w:p>
         </w:tc>
@@ -3848,7 +3848,7 @@
                 <w:i w:val="0"/>
                 <w:sz w:val="16"/>
               </w:rPr>
-              <w:t>S04</w:t>
+              <w:t>S09</w:t>
               <w:br/>
             </w:r>
             <w:r>
@@ -3858,7 +3858,7 @@
                 <w:color w:val="64748B"/>
                 <w:sz w:val="14"/>
               </w:rPr>
-              <w:t>Emploi</w:t>
+              <w:t>Dépenses non alimentaires</w:t>
             </w:r>
           </w:p>
         </w:tc>
@@ -3874,7 +3874,7 @@
                 <w:color w:val="16A34A"/>
                 <w:sz w:val="16"/>
               </w:rPr>
-              <w:t>s01q47__1, s01q47__2, s01q47__3, s01q47__4, s01q47__5, s01q47__6, s01q47__7, s02q15</w:t>
+              <w:t>—</w:t>
             </w:r>
           </w:p>
         </w:tc>
@@ -3905,7 +3905,7 @@
                 <w:i w:val="0"/>
                 <w:sz w:val="17"/>
               </w:rPr>
-              <w:t>Attention! le nombre d'heure (3 heures) que DIEYE ANTA BADIANE a travaillé par jour semble faible, veuillez s'il vous plait confirmer cette information avec le QG.</w:t>
+              <w:t>Prière de corriger ou de confirmer avec le QG.</w:t>
             </w:r>
           </w:p>
         </w:tc>
@@ -3938,7 +3938,7 @@
                 <w:i w:val="0"/>
                 <w:sz w:val="16"/>
               </w:rPr>
-              <w:t>S04</w:t>
+              <w:t>S16</w:t>
               <w:br/>
             </w:r>
             <w:r>
@@ -3948,7 +3948,7 @@
                 <w:color w:val="64748B"/>
                 <w:sz w:val="14"/>
               </w:rPr>
-              <w:t>Emploi</w:t>
+              <w:t>Agriculture</w:t>
             </w:r>
           </w:p>
         </w:tc>
@@ -3964,7 +3964,7 @@
                 <w:color w:val="16A34A"/>
                 <w:sz w:val="16"/>
               </w:rPr>
-              <w:t>s01q47__1, s01q47__2, s01q47__3, s01q47__4, s01q47__5, s01q47__6, s01q47__7, s02q15</w:t>
+              <w:t>s00q04, s01q41a, s02q12, s03q05, s03q08, s03q14, s06q12, s11q43</w:t>
             </w:r>
           </w:p>
         </w:tc>
@@ -3995,7 +3995,7 @@
                 <w:i w:val="0"/>
                 <w:sz w:val="17"/>
               </w:rPr>
-              <w:t>Attention! le nombre d'heure (3 heures) que NGONE BADIANE a travaillé par jour semble faible, veuillez s'il vous plait confirmer cette information avec le QG.</w:t>
+              <w:t>Il est probable d'avoir un agriculteur dans le ménage de DABA DIOP, prière de reprendre la section agriculture du ménage DABA DIOP.</w:t>
             </w:r>
           </w:p>
         </w:tc>
@@ -4010,10 +4010,10 @@
               <w:rPr>
                 <w:b/>
                 <w:i w:val="0"/>
-                <w:color w:val="EA580C"/>
+                <w:color w:val="CA8A04"/>
                 <w:sz w:val="16"/>
               </w:rPr>
-              <w:t>Moyenne</w:t>
+              <w:t>Faible</w:t>
             </w:r>
           </w:p>
         </w:tc>
@@ -4028,7 +4028,7 @@
                 <w:i w:val="0"/>
                 <w:sz w:val="16"/>
               </w:rPr>
-              <w:t>S07</w:t>
+              <w:t>S01</w:t>
               <w:br/>
             </w:r>
             <w:r>
@@ -4038,7 +4038,7 @@
                 <w:color w:val="64748B"/>
                 <w:sz w:val="14"/>
               </w:rPr>
-              <w:t>Consommation alimentaire</w:t>
+              <w:t>Démographie</w:t>
             </w:r>
           </w:p>
         </w:tc>
@@ -4054,7 +4054,7 @@
                 <w:color w:val="16A34A"/>
                 <w:sz w:val="16"/>
               </w:rPr>
-              <w:t>—</w:t>
+              <w:t>s01q47</w:t>
             </w:r>
           </w:p>
         </w:tc>
@@ -4085,7 +4085,7 @@
                 <w:i w:val="0"/>
                 <w:sz w:val="17"/>
               </w:rPr>
-              <w:t>Attention ! Le prix unitaire d'achat (150 Fcfa) de Patate douce en Pièce (Petit) est relativement élevé par rapport aux autres prix observés dans cette zone.</w:t>
+              <w:t>Avertissement! Veuillez renseigner par oui ou non toutes les modalités de la question s01q47.</w:t>
             </w:r>
           </w:p>
         </w:tc>
@@ -4100,10 +4100,10 @@
               <w:rPr>
                 <w:b/>
                 <w:i w:val="0"/>
-                <w:color w:val="EA580C"/>
+                <w:color w:val="CA8A04"/>
                 <w:sz w:val="16"/>
               </w:rPr>
-              <w:t>Moyenne</w:t>
+              <w:t>Faible</w:t>
             </w:r>
           </w:p>
         </w:tc>
@@ -4118,7 +4118,7 @@
                 <w:i w:val="0"/>
                 <w:sz w:val="16"/>
               </w:rPr>
-              <w:t>S07</w:t>
+              <w:t>S01</w:t>
               <w:br/>
             </w:r>
             <w:r>
@@ -4128,7 +4128,7 @@
                 <w:color w:val="64748B"/>
                 <w:sz w:val="14"/>
               </w:rPr>
-              <w:t>Consommation alimentaire</w:t>
+              <w:t>Démographie</w:t>
             </w:r>
           </w:p>
         </w:tc>
@@ -4144,7 +4144,7 @@
                 <w:color w:val="16A34A"/>
                 <w:sz w:val="16"/>
               </w:rPr>
-              <w:t>—</w:t>
+              <w:t>s00q04, s01q41, s01q00b</w:t>
             </w:r>
           </w:p>
         </w:tc>
@@ -4175,7 +4175,7 @@
                 <w:i w:val="0"/>
                 <w:sz w:val="17"/>
               </w:rPr>
-              <w:t>Prière de corriger ou de confirmer avec le QG.</w:t>
+              <w:t>Avertissement!!! DIEYE ANTA BADIANE a 24 ans et vit en milieu urbain dit n'avoir pas dépensé (0 Fcfa) ou reçu en cadeau pour les cartes prépayées, les transferts de crédit et les abonnements, prière de confirmer cette information auprès de l'enquêté ou confirmer avec le QG.</w:t>
             </w:r>
           </w:p>
         </w:tc>
@@ -4190,10 +4190,10 @@
               <w:rPr>
                 <w:b/>
                 <w:i w:val="0"/>
-                <w:color w:val="EA580C"/>
+                <w:color w:val="CA8A04"/>
                 <w:sz w:val="16"/>
               </w:rPr>
-              <w:t>Moyenne</w:t>
+              <w:t>Faible</w:t>
             </w:r>
           </w:p>
         </w:tc>
@@ -4208,7 +4208,7 @@
                 <w:i w:val="0"/>
                 <w:sz w:val="16"/>
               </w:rPr>
-              <w:t>S09</w:t>
+              <w:t>S01</w:t>
               <w:br/>
             </w:r>
             <w:r>
@@ -4218,7 +4218,7 @@
                 <w:color w:val="64748B"/>
                 <w:sz w:val="14"/>
               </w:rPr>
-              <w:t>Dépenses non alimentaires</w:t>
+              <w:t>Démographie</w:t>
             </w:r>
           </w:p>
         </w:tc>
@@ -4234,7 +4234,7 @@
                 <w:color w:val="16A34A"/>
                 <w:sz w:val="16"/>
               </w:rPr>
-              <w:t>—</w:t>
+              <w:t>s00q04, s01q41a, s01q00b</w:t>
             </w:r>
           </w:p>
         </w:tc>
@@ -4265,7 +4265,7 @@
                 <w:i w:val="0"/>
                 <w:sz w:val="17"/>
               </w:rPr>
-              <w:t>Attention ! La dépense du ménage de DABA DIOP (30000 Fcfa) au cours de 12 derniers mois de Matériel pour l'entretien et les petites réparations du logement (remplacement d'une tôle, d'une vitre, etc.</w:t>
+              <w:t>Avertissement!!! DIEYE ANTA BADIANE a 24 ans et vit en milieu urbain dit n'avoir pas dépensé (0 Fcfa) ou reçu en cadeau pour les recharges internet ou de forfaits de données mobiles(hors appels vocaux) aucours des 30 derniers jours, prière de confirmer cette information auprès de l'enquêté ou confirmer avec le QG.</w:t>
             </w:r>
           </w:p>
         </w:tc>
@@ -4280,10 +4280,10 @@
               <w:rPr>
                 <w:b/>
                 <w:i w:val="0"/>
-                <w:color w:val="EA580C"/>
+                <w:color w:val="CA8A04"/>
                 <w:sz w:val="16"/>
               </w:rPr>
-              <w:t>Moyenne</w:t>
+              <w:t>Faible</w:t>
             </w:r>
           </w:p>
         </w:tc>
@@ -4298,7 +4298,7 @@
                 <w:i w:val="0"/>
                 <w:sz w:val="16"/>
               </w:rPr>
-              <w:t>S09</w:t>
+              <w:t>S01</w:t>
               <w:br/>
             </w:r>
             <w:r>
@@ -4308,7 +4308,7 @@
                 <w:color w:val="64748B"/>
                 <w:sz w:val="14"/>
               </w:rPr>
-              <w:t>Dépenses non alimentaires</w:t>
+              <w:t>Démographie</w:t>
             </w:r>
           </w:p>
         </w:tc>
@@ -4324,7 +4324,7 @@
                 <w:color w:val="16A34A"/>
                 <w:sz w:val="16"/>
               </w:rPr>
-              <w:t>—</w:t>
+              <w:t>s00q04, s01q41, s01q00b</w:t>
             </w:r>
           </w:p>
         </w:tc>
@@ -4355,7 +4355,7 @@
                 <w:i w:val="0"/>
                 <w:sz w:val="17"/>
               </w:rPr>
-              <w:t>) est relativement élevé.</w:t>
+              <w:t>Avertissement!!! AÏDA BADIAN a 18 ans et vit en milieu urbain dit n'avoir pas dépensé (0 Fcfa) ou reçu en cadeau pour les cartes prépayées, les transferts de crédit et les abonnements, prière de confirmer cette information auprès de l'enquêté ou confirmer avec le QG.</w:t>
             </w:r>
           </w:p>
         </w:tc>
@@ -4370,10 +4370,10 @@
               <w:rPr>
                 <w:b/>
                 <w:i w:val="0"/>
-                <w:color w:val="EA580C"/>
+                <w:color w:val="CA8A04"/>
                 <w:sz w:val="16"/>
               </w:rPr>
-              <w:t>Moyenne</w:t>
+              <w:t>Faible</w:t>
             </w:r>
           </w:p>
         </w:tc>
@@ -4388,7 +4388,7 @@
                 <w:i w:val="0"/>
                 <w:sz w:val="16"/>
               </w:rPr>
-              <w:t>S09</w:t>
+              <w:t>S01</w:t>
               <w:br/>
             </w:r>
             <w:r>
@@ -4398,7 +4398,7 @@
                 <w:color w:val="64748B"/>
                 <w:sz w:val="14"/>
               </w:rPr>
-              <w:t>Dépenses non alimentaires</w:t>
+              <w:t>Démographie</w:t>
             </w:r>
           </w:p>
         </w:tc>
@@ -4414,7 +4414,7 @@
                 <w:color w:val="16A34A"/>
                 <w:sz w:val="16"/>
               </w:rPr>
-              <w:t>—</w:t>
+              <w:t>s00q04, s01q41a, s01q00b</w:t>
             </w:r>
           </w:p>
         </w:tc>
@@ -4445,7 +4445,7 @@
                 <w:i w:val="0"/>
                 <w:sz w:val="17"/>
               </w:rPr>
-              <w:t>Prière de corriger ou de confirmer avec le QG.</w:t>
+              <w:t>Avertissement!!! AÏDA BADIAN a 18 ans et vit en milieu urbain dit n'avoir pas dépensé (0 Fcfa) ou reçu en cadeau pour les recharges internet ou de forfaits de données mobiles(hors appels vocaux) aucours des 30 derniers jours, prière de confirmer cette information auprès de l'enquêté ou confirmer avec le QG.</w:t>
             </w:r>
           </w:p>
         </w:tc>
@@ -4460,10 +4460,10 @@
               <w:rPr>
                 <w:b/>
                 <w:i w:val="0"/>
-                <w:color w:val="EA580C"/>
+                <w:color w:val="CA8A04"/>
                 <w:sz w:val="16"/>
               </w:rPr>
-              <w:t>Moyenne</w:t>
+              <w:t>Faible</w:t>
             </w:r>
           </w:p>
         </w:tc>
@@ -4478,7 +4478,7 @@
                 <w:i w:val="0"/>
                 <w:sz w:val="16"/>
               </w:rPr>
-              <w:t>S16</w:t>
+              <w:t>S01</w:t>
               <w:br/>
             </w:r>
             <w:r>
@@ -4488,7 +4488,7 @@
                 <w:color w:val="64748B"/>
                 <w:sz w:val="14"/>
               </w:rPr>
-              <w:t>Agriculture</w:t>
+              <w:t>Démographie</w:t>
             </w:r>
           </w:p>
         </w:tc>
@@ -4504,7 +4504,7 @@
                 <w:color w:val="16A34A"/>
                 <w:sz w:val="16"/>
               </w:rPr>
-              <w:t>s00q04, s01q41a, s02q12, s03q05, s03q08, s03q14, s06q12, s11q43</w:t>
+              <w:t>s00q04, s01q41, s01q00b</w:t>
             </w:r>
           </w:p>
         </w:tc>
@@ -4535,7 +4535,7 @@
                 <w:i w:val="0"/>
                 <w:sz w:val="17"/>
               </w:rPr>
-              <w:t>Il est probable d'avoir un agriculteur dans le ménage de DABA DIOP, prière de reprendre la section agriculture du ménage DABA DIOP.</w:t>
+              <w:t>Avertissement!!! DABA DIOP a 52 ans et vit en milieu urbain dit n'avoir pas dépensé (0 Fcfa) ou reçu en cadeau pour les cartes prépayées, les transferts de crédit et les abonnements, prière de confirmer cette information auprès de l'enquêté ou confirmer avec le QG.</w:t>
             </w:r>
           </w:p>
         </w:tc>
@@ -4594,7 +4594,7 @@
                 <w:color w:val="16A34A"/>
                 <w:sz w:val="16"/>
               </w:rPr>
-              <w:t>s01q47</w:t>
+              <w:t>s00q04, s01q41a, s01q00b</w:t>
             </w:r>
           </w:p>
         </w:tc>
@@ -4625,7 +4625,7 @@
                 <w:i w:val="0"/>
                 <w:sz w:val="17"/>
               </w:rPr>
-              <w:t>Avertissement! Veuillez renseigner par oui ou non toutes les modalités de la question s01q47.</w:t>
+              <w:t>Avertissement!!! DABA DIOP a 52 ans et vit en milieu urbain dit n'avoir pas dépensé (0 Fcfa) ou reçu en cadeau pour les recharges internet ou de forfaits de données mobiles(hors appels vocaux) aucours des 30 derniers jours, prière de confirmer cette information auprès de l'enquêté ou confirmer avec le QG.</w:t>
             </w:r>
           </w:p>
         </w:tc>
@@ -4658,7 +4658,7 @@
                 <w:i w:val="0"/>
                 <w:sz w:val="16"/>
               </w:rPr>
-              <w:t>S01</w:t>
+              <w:t>S02</w:t>
               <w:br/>
             </w:r>
             <w:r>
@@ -4668,7 +4668,7 @@
                 <w:color w:val="64748B"/>
                 <w:sz w:val="14"/>
               </w:rPr>
-              <w:t>Démographie</w:t>
+              <w:t>Éducation</w:t>
             </w:r>
           </w:p>
         </w:tc>
@@ -4684,7 +4684,7 @@
                 <w:color w:val="16A34A"/>
                 <w:sz w:val="16"/>
               </w:rPr>
-              <w:t>s00q04, s01q41, s01q00b</w:t>
+              <w:t>s02q02__1, s02q15, s02q17, s01q00b, s02q17_2, s02q15_2</w:t>
             </w:r>
           </w:p>
         </w:tc>
@@ -4715,7 +4715,7 @@
                 <w:i w:val="0"/>
                 <w:sz w:val="17"/>
               </w:rPr>
-              <w:t>Avertissement!!! DIEYE ANTA BADIANE a 24 ans et vit en milieu urbain dit n'avoir pas dépensé (0 Fcfa) ou reçu en cadeau pour les cartes prépayées, les transferts de crédit et les abonnements, prière de confirmer cette information auprès de l'enquêté ou confirmer avec le QG.</w:t>
+              <w:t>Avertissement!! ABDOU BADIAN fréquente 2ème année de Primaire mais ne sait pas écrire, prière de vérifier auprès de ABDOU BADIAN ou de confirmer avec le QG merci.</w:t>
             </w:r>
           </w:p>
         </w:tc>
@@ -4748,7 +4748,7 @@
                 <w:i w:val="0"/>
                 <w:sz w:val="16"/>
               </w:rPr>
-              <w:t>S01</w:t>
+              <w:t>S02</w:t>
               <w:br/>
             </w:r>
             <w:r>
@@ -4758,7 +4758,7 @@
                 <w:color w:val="64748B"/>
                 <w:sz w:val="14"/>
               </w:rPr>
-              <w:t>Démographie</w:t>
+              <w:t>Éducation</w:t>
             </w:r>
           </w:p>
         </w:tc>
@@ -4774,7 +4774,7 @@
                 <w:color w:val="16A34A"/>
                 <w:sz w:val="16"/>
               </w:rPr>
-              <w:t>s00q04, s01q41a, s01q00b</w:t>
+              <w:t>—</w:t>
             </w:r>
           </w:p>
         </w:tc>
@@ -4805,547 +4805,7 @@
                 <w:i w:val="0"/>
                 <w:sz w:val="17"/>
               </w:rPr>
-              <w:t>Avertissement!!! DIEYE ANTA BADIANE a 24 ans et vit en milieu urbain dit n'avoir pas dépensé (0 Fcfa) ou reçu en cadeau pour les recharges internet ou de forfaits de données mobiles(hors appels vocaux) aucours des 30 derniers jours, prière de confirmer cette information auprès de l'enquêté ou confirmer avec le QG.</w:t>
-            </w:r>
-          </w:p>
-        </w:tc>
-      </w:tr>
-      <w:tr>
-        <w:tc>
-          <w:tcPr>
-            <w:tcW w:type="dxa" w:w="964"/>
-          </w:tcPr>
-          <w:p>
-            <w:r>
-              <w:rPr>
-                <w:b/>
-                <w:i w:val="0"/>
-                <w:color w:val="CA8A04"/>
-                <w:sz w:val="16"/>
-              </w:rPr>
-              <w:t>Faible</w:t>
-            </w:r>
-          </w:p>
-        </w:tc>
-        <w:tc>
-          <w:tcPr>
-            <w:tcW w:type="dxa" w:w="1247"/>
-          </w:tcPr>
-          <w:p>
-            <w:r>
-              <w:rPr>
-                <w:b/>
-                <w:i w:val="0"/>
-                <w:sz w:val="16"/>
-              </w:rPr>
-              <w:t>S01</w:t>
-              <w:br/>
-            </w:r>
-            <w:r>
-              <w:rPr>
-                <w:b w:val="0"/>
-                <w:i w:val="0"/>
-                <w:color w:val="64748B"/>
-                <w:sz w:val="14"/>
-              </w:rPr>
-              <w:t>Démographie</w:t>
-            </w:r>
-          </w:p>
-        </w:tc>
-        <w:tc>
-          <w:tcPr>
-            <w:tcW w:type="dxa" w:w="1531"/>
-          </w:tcPr>
-          <w:p>
-            <w:r>
-              <w:rPr>
-                <w:b/>
-                <w:i w:val="0"/>
-                <w:color w:val="16A34A"/>
-                <w:sz w:val="16"/>
-              </w:rPr>
-              <w:t>s00q04, s01q41, s01q00b</w:t>
-            </w:r>
-          </w:p>
-        </w:tc>
-        <w:tc>
-          <w:tcPr>
-            <w:tcW w:type="dxa" w:w="1191"/>
-          </w:tcPr>
-          <w:p>
-            <w:r>
-              <w:rPr>
-                <w:b w:val="0"/>
-                <w:i w:val="0"/>
-                <w:color w:val="64748B"/>
-                <w:sz w:val="16"/>
-              </w:rPr>
-              <w:t>GT-CQ</w:t>
-            </w:r>
-          </w:p>
-        </w:tc>
-        <w:tc>
-          <w:tcPr>
-            <w:tcW w:type="dxa" w:w="4706"/>
-          </w:tcPr>
-          <w:p>
-            <w:r>
-              <w:rPr>
-                <w:b w:val="0"/>
-                <w:i w:val="0"/>
-                <w:sz w:val="17"/>
-              </w:rPr>
-              <w:t>Avertissement!!! AÏDA BADIAN a 18 ans et vit en milieu urbain dit n'avoir pas dépensé (0 Fcfa) ou reçu en cadeau pour les cartes prépayées, les transferts de crédit et les abonnements, prière de confirmer cette information auprès de l'enquêté ou confirmer avec le QG.</w:t>
-            </w:r>
-          </w:p>
-        </w:tc>
-      </w:tr>
-      <w:tr>
-        <w:tc>
-          <w:tcPr>
-            <w:tcW w:type="dxa" w:w="964"/>
-          </w:tcPr>
-          <w:p>
-            <w:r>
-              <w:rPr>
-                <w:b/>
-                <w:i w:val="0"/>
-                <w:color w:val="CA8A04"/>
-                <w:sz w:val="16"/>
-              </w:rPr>
-              <w:t>Faible</w:t>
-            </w:r>
-          </w:p>
-        </w:tc>
-        <w:tc>
-          <w:tcPr>
-            <w:tcW w:type="dxa" w:w="1247"/>
-          </w:tcPr>
-          <w:p>
-            <w:r>
-              <w:rPr>
-                <w:b/>
-                <w:i w:val="0"/>
-                <w:sz w:val="16"/>
-              </w:rPr>
-              <w:t>S01</w:t>
-              <w:br/>
-            </w:r>
-            <w:r>
-              <w:rPr>
-                <w:b w:val="0"/>
-                <w:i w:val="0"/>
-                <w:color w:val="64748B"/>
-                <w:sz w:val="14"/>
-              </w:rPr>
-              <w:t>Démographie</w:t>
-            </w:r>
-          </w:p>
-        </w:tc>
-        <w:tc>
-          <w:tcPr>
-            <w:tcW w:type="dxa" w:w="1531"/>
-          </w:tcPr>
-          <w:p>
-            <w:r>
-              <w:rPr>
-                <w:b/>
-                <w:i w:val="0"/>
-                <w:color w:val="16A34A"/>
-                <w:sz w:val="16"/>
-              </w:rPr>
-              <w:t>s00q04, s01q41a, s01q00b</w:t>
-            </w:r>
-          </w:p>
-        </w:tc>
-        <w:tc>
-          <w:tcPr>
-            <w:tcW w:type="dxa" w:w="1191"/>
-          </w:tcPr>
-          <w:p>
-            <w:r>
-              <w:rPr>
-                <w:b w:val="0"/>
-                <w:i w:val="0"/>
-                <w:color w:val="64748B"/>
-                <w:sz w:val="16"/>
-              </w:rPr>
-              <w:t>GT-CQ</w:t>
-            </w:r>
-          </w:p>
-        </w:tc>
-        <w:tc>
-          <w:tcPr>
-            <w:tcW w:type="dxa" w:w="4706"/>
-          </w:tcPr>
-          <w:p>
-            <w:r>
-              <w:rPr>
-                <w:b w:val="0"/>
-                <w:i w:val="0"/>
-                <w:sz w:val="17"/>
-              </w:rPr>
-              <w:t>Avertissement!!! AÏDA BADIAN a 18 ans et vit en milieu urbain dit n'avoir pas dépensé (0 Fcfa) ou reçu en cadeau pour les recharges internet ou de forfaits de données mobiles(hors appels vocaux) aucours des 30 derniers jours, prière de confirmer cette information auprès de l'enquêté ou confirmer avec le QG.</w:t>
-            </w:r>
-          </w:p>
-        </w:tc>
-      </w:tr>
-      <w:tr>
-        <w:tc>
-          <w:tcPr>
-            <w:tcW w:type="dxa" w:w="964"/>
-          </w:tcPr>
-          <w:p>
-            <w:r>
-              <w:rPr>
-                <w:b/>
-                <w:i w:val="0"/>
-                <w:color w:val="CA8A04"/>
-                <w:sz w:val="16"/>
-              </w:rPr>
-              <w:t>Faible</w:t>
-            </w:r>
-          </w:p>
-        </w:tc>
-        <w:tc>
-          <w:tcPr>
-            <w:tcW w:type="dxa" w:w="1247"/>
-          </w:tcPr>
-          <w:p>
-            <w:r>
-              <w:rPr>
-                <w:b/>
-                <w:i w:val="0"/>
-                <w:sz w:val="16"/>
-              </w:rPr>
-              <w:t>S01</w:t>
-              <w:br/>
-            </w:r>
-            <w:r>
-              <w:rPr>
-                <w:b w:val="0"/>
-                <w:i w:val="0"/>
-                <w:color w:val="64748B"/>
-                <w:sz w:val="14"/>
-              </w:rPr>
-              <w:t>Démographie</w:t>
-            </w:r>
-          </w:p>
-        </w:tc>
-        <w:tc>
-          <w:tcPr>
-            <w:tcW w:type="dxa" w:w="1531"/>
-          </w:tcPr>
-          <w:p>
-            <w:r>
-              <w:rPr>
-                <w:b/>
-                <w:i w:val="0"/>
-                <w:color w:val="16A34A"/>
-                <w:sz w:val="16"/>
-              </w:rPr>
-              <w:t>s00q04, s01q41, s01q00b</w:t>
-            </w:r>
-          </w:p>
-        </w:tc>
-        <w:tc>
-          <w:tcPr>
-            <w:tcW w:type="dxa" w:w="1191"/>
-          </w:tcPr>
-          <w:p>
-            <w:r>
-              <w:rPr>
-                <w:b w:val="0"/>
-                <w:i w:val="0"/>
-                <w:color w:val="64748B"/>
-                <w:sz w:val="16"/>
-              </w:rPr>
-              <w:t>GT-CQ</w:t>
-            </w:r>
-          </w:p>
-        </w:tc>
-        <w:tc>
-          <w:tcPr>
-            <w:tcW w:type="dxa" w:w="4706"/>
-          </w:tcPr>
-          <w:p>
-            <w:r>
-              <w:rPr>
-                <w:b w:val="0"/>
-                <w:i w:val="0"/>
-                <w:sz w:val="17"/>
-              </w:rPr>
-              <w:t>Avertissement!!! DABA DIOP a 52 ans et vit en milieu urbain dit n'avoir pas dépensé (0 Fcfa) ou reçu en cadeau pour les cartes prépayées, les transferts de crédit et les abonnements, prière de confirmer cette information auprès de l'enquêté ou confirmer avec le QG.</w:t>
-            </w:r>
-          </w:p>
-        </w:tc>
-      </w:tr>
-      <w:tr>
-        <w:tc>
-          <w:tcPr>
-            <w:tcW w:type="dxa" w:w="964"/>
-          </w:tcPr>
-          <w:p>
-            <w:r>
-              <w:rPr>
-                <w:b/>
-                <w:i w:val="0"/>
-                <w:color w:val="CA8A04"/>
-                <w:sz w:val="16"/>
-              </w:rPr>
-              <w:t>Faible</w:t>
-            </w:r>
-          </w:p>
-        </w:tc>
-        <w:tc>
-          <w:tcPr>
-            <w:tcW w:type="dxa" w:w="1247"/>
-          </w:tcPr>
-          <w:p>
-            <w:r>
-              <w:rPr>
-                <w:b/>
-                <w:i w:val="0"/>
-                <w:sz w:val="16"/>
-              </w:rPr>
-              <w:t>S01</w:t>
-              <w:br/>
-            </w:r>
-            <w:r>
-              <w:rPr>
-                <w:b w:val="0"/>
-                <w:i w:val="0"/>
-                <w:color w:val="64748B"/>
-                <w:sz w:val="14"/>
-              </w:rPr>
-              <w:t>Démographie</w:t>
-            </w:r>
-          </w:p>
-        </w:tc>
-        <w:tc>
-          <w:tcPr>
-            <w:tcW w:type="dxa" w:w="1531"/>
-          </w:tcPr>
-          <w:p>
-            <w:r>
-              <w:rPr>
-                <w:b/>
-                <w:i w:val="0"/>
-                <w:color w:val="16A34A"/>
-                <w:sz w:val="16"/>
-              </w:rPr>
-              <w:t>s00q04, s01q41a, s01q00b</w:t>
-            </w:r>
-          </w:p>
-        </w:tc>
-        <w:tc>
-          <w:tcPr>
-            <w:tcW w:type="dxa" w:w="1191"/>
-          </w:tcPr>
-          <w:p>
-            <w:r>
-              <w:rPr>
-                <w:b w:val="0"/>
-                <w:i w:val="0"/>
-                <w:color w:val="64748B"/>
-                <w:sz w:val="16"/>
-              </w:rPr>
-              <w:t>GT-CQ</w:t>
-            </w:r>
-          </w:p>
-        </w:tc>
-        <w:tc>
-          <w:tcPr>
-            <w:tcW w:type="dxa" w:w="4706"/>
-          </w:tcPr>
-          <w:p>
-            <w:r>
-              <w:rPr>
-                <w:b w:val="0"/>
-                <w:i w:val="0"/>
-                <w:sz w:val="17"/>
-              </w:rPr>
-              <w:t>Avertissement!!! DABA DIOP a 52 ans et vit en milieu urbain dit n'avoir pas dépensé (0 Fcfa) ou reçu en cadeau pour les recharges internet ou de forfaits de données mobiles(hors appels vocaux) aucours des 30 derniers jours, prière de confirmer cette information auprès de l'enquêté ou confirmer avec le QG.</w:t>
-            </w:r>
-          </w:p>
-        </w:tc>
-      </w:tr>
-      <w:tr>
-        <w:tc>
-          <w:tcPr>
-            <w:tcW w:type="dxa" w:w="964"/>
-          </w:tcPr>
-          <w:p>
-            <w:r>
-              <w:rPr>
-                <w:b/>
-                <w:i w:val="0"/>
-                <w:color w:val="CA8A04"/>
-                <w:sz w:val="16"/>
-              </w:rPr>
-              <w:t>Faible</w:t>
-            </w:r>
-          </w:p>
-        </w:tc>
-        <w:tc>
-          <w:tcPr>
-            <w:tcW w:type="dxa" w:w="1247"/>
-          </w:tcPr>
-          <w:p>
-            <w:r>
-              <w:rPr>
-                <w:b/>
-                <w:i w:val="0"/>
-                <w:sz w:val="16"/>
-              </w:rPr>
-              <w:t>S02</w:t>
-              <w:br/>
-            </w:r>
-            <w:r>
-              <w:rPr>
-                <w:b w:val="0"/>
-                <w:i w:val="0"/>
-                <w:color w:val="64748B"/>
-                <w:sz w:val="14"/>
-              </w:rPr>
-              <w:t>Éducation</w:t>
-            </w:r>
-          </w:p>
-        </w:tc>
-        <w:tc>
-          <w:tcPr>
-            <w:tcW w:type="dxa" w:w="1531"/>
-          </w:tcPr>
-          <w:p>
-            <w:r>
-              <w:rPr>
-                <w:b/>
-                <w:i w:val="0"/>
-                <w:color w:val="16A34A"/>
-                <w:sz w:val="16"/>
-              </w:rPr>
-              <w:t>—</w:t>
-            </w:r>
-          </w:p>
-        </w:tc>
-        <w:tc>
-          <w:tcPr>
-            <w:tcW w:type="dxa" w:w="1191"/>
-          </w:tcPr>
-          <w:p>
-            <w:r>
-              <w:rPr>
-                <w:b w:val="0"/>
-                <w:i w:val="0"/>
-                <w:color w:val="64748B"/>
-                <w:sz w:val="16"/>
-              </w:rPr>
-              <w:t>GT-CQ</w:t>
-            </w:r>
-          </w:p>
-        </w:tc>
-        <w:tc>
-          <w:tcPr>
-            <w:tcW w:type="dxa" w:w="4706"/>
-          </w:tcPr>
-          <w:p>
-            <w:r>
-              <w:rPr>
-                <w:b w:val="0"/>
-                <w:i w:val="0"/>
-                <w:sz w:val="17"/>
-              </w:rPr>
               <w:t>Avertissement!! Êtes-vous sûr que DIEYE ANTA BADIANE qui fréquente 1ére année de Supérieur a dépensé dans l'abonnements d'un bus scolaire?  Veuillez vérifier ce montant auprès du ménage ou confirmer.</w:t>
-            </w:r>
-          </w:p>
-        </w:tc>
-      </w:tr>
-      <w:tr>
-        <w:tc>
-          <w:tcPr>
-            <w:tcW w:type="dxa" w:w="964"/>
-          </w:tcPr>
-          <w:p>
-            <w:r>
-              <w:rPr>
-                <w:b/>
-                <w:i w:val="0"/>
-                <w:color w:val="CA8A04"/>
-                <w:sz w:val="16"/>
-              </w:rPr>
-              <w:t>Faible</w:t>
-            </w:r>
-          </w:p>
-        </w:tc>
-        <w:tc>
-          <w:tcPr>
-            <w:tcW w:type="dxa" w:w="1247"/>
-          </w:tcPr>
-          <w:p>
-            <w:r>
-              <w:rPr>
-                <w:b/>
-                <w:i w:val="0"/>
-                <w:sz w:val="16"/>
-              </w:rPr>
-              <w:t>S02</w:t>
-              <w:br/>
-            </w:r>
-            <w:r>
-              <w:rPr>
-                <w:b w:val="0"/>
-                <w:i w:val="0"/>
-                <w:color w:val="64748B"/>
-                <w:sz w:val="14"/>
-              </w:rPr>
-              <w:t>Éducation</w:t>
-            </w:r>
-          </w:p>
-        </w:tc>
-        <w:tc>
-          <w:tcPr>
-            <w:tcW w:type="dxa" w:w="1531"/>
-          </w:tcPr>
-          <w:p>
-            <w:r>
-              <w:rPr>
-                <w:b/>
-                <w:i w:val="0"/>
-                <w:color w:val="16A34A"/>
-                <w:sz w:val="16"/>
-              </w:rPr>
-              <w:t>s02q02__1, s02q15, s02q17, s01q00b, s02q17_2, s02q15_2</w:t>
-            </w:r>
-          </w:p>
-        </w:tc>
-        <w:tc>
-          <w:tcPr>
-            <w:tcW w:type="dxa" w:w="1191"/>
-          </w:tcPr>
-          <w:p>
-            <w:r>
-              <w:rPr>
-                <w:b w:val="0"/>
-                <w:i w:val="0"/>
-                <w:color w:val="64748B"/>
-                <w:sz w:val="16"/>
-              </w:rPr>
-              <w:t>GT-CQ</w:t>
-            </w:r>
-          </w:p>
-        </w:tc>
-        <w:tc>
-          <w:tcPr>
-            <w:tcW w:type="dxa" w:w="4706"/>
-          </w:tcPr>
-          <w:p>
-            <w:r>
-              <w:rPr>
-                <w:b w:val="0"/>
-                <w:i w:val="0"/>
-                <w:sz w:val="17"/>
-              </w:rPr>
-              <w:t>Avertissement!! ABDOU BADIAN fréquente 2ème année de Primaire mais ne sait pas écrire, prière de vérifier auprès de ABDOU BADIAN ou de confirmer avec le QG merci.</w:t>
             </w:r>
           </w:p>
         </w:tc>
